--- a/Appium Blog-6.docx
+++ b/Appium Blog-6.docx
@@ -18,16 +18,7 @@
           <w:sz w:val="21"/>
           <w:szCs w:val="21"/>
         </w:rPr>
-        <w:t xml:space="preserve">What is </w:t>
-      </w:r>
-      <w:r>
-        <w:rPr>
-          <w:rFonts w:ascii="Times New Roman" w:hAnsi="Times New Roman" w:cs="Times New Roman"/>
-          <w:b/>
-          <w:sz w:val="21"/>
-          <w:szCs w:val="21"/>
-        </w:rPr>
-        <w:t>Recorder option in Appium Inspector?</w:t>
+        <w:t>Recorder in Appium Inspector</w:t>
       </w:r>
     </w:p>
     <w:p>
@@ -78,15 +69,48 @@
           <w:sz w:val="21"/>
           <w:szCs w:val="21"/>
         </w:rPr>
-        <w:t>Yes, we have some great features in Appium recorder. It will not only record your actions, it also converts the actions performed to your preferred programming language SYNTAX. For example, if you click on any button it will give you a syntax like below,</w:t>
-      </w:r>
-    </w:p>
-    <w:p>
-      <w:pPr>
-        <w:rPr>
-          <w:rFonts w:ascii="Times New Roman" w:hAnsi="Times New Roman" w:cs="Times New Roman"/>
-          <w:sz w:val="21"/>
-          <w:szCs w:val="21"/>
+        <w:t>Yes, we have some great features in Appium recorder. It wil</w:t>
+      </w:r>
+      <w:r>
+        <w:rPr>
+          <w:rFonts w:ascii="Times New Roman" w:hAnsi="Times New Roman" w:cs="Times New Roman"/>
+          <w:sz w:val="21"/>
+          <w:szCs w:val="21"/>
+        </w:rPr>
+        <w:t>l not only record your actions,</w:t>
+      </w:r>
+      <w:r>
+        <w:rPr>
+          <w:rFonts w:ascii="Times New Roman" w:hAnsi="Times New Roman" w:cs="Times New Roman"/>
+          <w:sz w:val="21"/>
+          <w:szCs w:val="21"/>
+        </w:rPr>
+        <w:t xml:space="preserve"> also </w:t>
+      </w:r>
+      <w:r>
+        <w:rPr>
+          <w:rFonts w:ascii="Times New Roman" w:hAnsi="Times New Roman" w:cs="Times New Roman"/>
+          <w:sz w:val="21"/>
+          <w:szCs w:val="21"/>
+        </w:rPr>
+        <w:t xml:space="preserve">it </w:t>
+      </w:r>
+      <w:r>
+        <w:rPr>
+          <w:rFonts w:ascii="Times New Roman" w:hAnsi="Times New Roman" w:cs="Times New Roman"/>
+          <w:sz w:val="21"/>
+          <w:szCs w:val="21"/>
+        </w:rPr>
+        <w:t>converts the actions performed to your preferred programming language SYNTAX. For example, if you click on any button it will give you a syntax like below,</w:t>
+      </w:r>
+    </w:p>
+    <w:p>
+      <w:pPr>
+        <w:rPr>
+          <w:rFonts w:ascii="Times New Roman" w:hAnsi="Times New Roman" w:cs="Times New Roman"/>
+          <w:sz w:val="21"/>
+          <w:szCs w:val="21"/>
+          <w:shd w:val="clear" w:color="auto" w:fill="FFFFFF"/>
         </w:rPr>
       </w:pPr>
       <w:proofErr w:type="spellStart"/>
@@ -193,7 +217,36 @@
           <w:szCs w:val="21"/>
           <w:shd w:val="clear" w:color="auto" w:fill="FFFFFF"/>
         </w:rPr>
-        <w:t>); el1.click();</w:t>
+        <w:t xml:space="preserve">); </w:t>
+      </w:r>
+    </w:p>
+    <w:p>
+      <w:pPr>
+        <w:rPr>
+          <w:rFonts w:ascii="Times New Roman" w:hAnsi="Times New Roman" w:cs="Times New Roman"/>
+          <w:sz w:val="21"/>
+          <w:szCs w:val="21"/>
+        </w:rPr>
+      </w:pPr>
+      <w:proofErr w:type="gramStart"/>
+      <w:r>
+        <w:rPr>
+          <w:rFonts w:ascii="Times New Roman" w:hAnsi="Times New Roman" w:cs="Times New Roman"/>
+          <w:sz w:val="21"/>
+          <w:szCs w:val="21"/>
+          <w:shd w:val="clear" w:color="auto" w:fill="FFFFFF"/>
+        </w:rPr>
+        <w:t>el1.click(</w:t>
+      </w:r>
+      <w:proofErr w:type="gramEnd"/>
+      <w:r>
+        <w:rPr>
+          <w:rFonts w:ascii="Times New Roman" w:hAnsi="Times New Roman" w:cs="Times New Roman"/>
+          <w:sz w:val="21"/>
+          <w:szCs w:val="21"/>
+          <w:shd w:val="clear" w:color="auto" w:fill="FFFFFF"/>
+        </w:rPr>
+        <w:t>);</w:t>
       </w:r>
     </w:p>
     <w:p>
@@ -745,17 +798,7 @@
           <w:sz w:val="21"/>
           <w:szCs w:val="21"/>
         </w:rPr>
-        <w:t xml:space="preserve"> the find element sy</w:t>
-      </w:r>
-      <w:bookmarkStart w:id="0" w:name="_GoBack"/>
-      <w:bookmarkEnd w:id="0"/>
-      <w:r>
-        <w:rPr>
-          <w:rFonts w:ascii="Times New Roman" w:hAnsi="Times New Roman" w:cs="Times New Roman"/>
-          <w:sz w:val="21"/>
-          <w:szCs w:val="21"/>
-        </w:rPr>
-        <w:t xml:space="preserve">ntax will be generated automatically. </w:t>
+        <w:t xml:space="preserve"> the find element syntax will be generated automatically. </w:t>
       </w:r>
     </w:p>
     <w:p>
@@ -1373,6 +1416,7 @@
           <w:szCs w:val="21"/>
         </w:rPr>
       </w:pPr>
+      <w:bookmarkStart w:id="0" w:name="_GoBack"/>
       <w:r>
         <w:rPr>
           <w:rFonts w:ascii="Times New Roman" w:hAnsi="Times New Roman" w:cs="Times New Roman"/>
@@ -1418,7 +1462,6 @@
         </w:rPr>
         <w:t xml:space="preserve"> in Appium </w:t>
       </w:r>
-      <w:proofErr w:type="gramStart"/>
       <w:r>
         <w:rPr>
           <w:rFonts w:ascii="Times New Roman" w:hAnsi="Times New Roman" w:cs="Times New Roman"/>
@@ -1426,10 +1469,10 @@
           <w:sz w:val="21"/>
           <w:szCs w:val="21"/>
         </w:rPr>
-        <w:t>recorder ?</w:t>
-      </w:r>
-      <w:proofErr w:type="gramEnd"/>
-    </w:p>
+        <w:t>recorder?</w:t>
+      </w:r>
+    </w:p>
+    <w:bookmarkEnd w:id="0"/>
     <w:p>
       <w:pPr>
         <w:rPr>
